--- a/biblioteca/ciencias-biologicas-licenciatura/05_APOSTILA_ACESSIVEL.docx
+++ b/biblioteca/ciencias-biologicas-licenciatura/05_APOSTILA_ACESSIVEL.docx
@@ -162,6 +162,12 @@
           <w:t xml:space="preserve">Abrir o jogo</w:t>
         </w:r>
       </w:hyperlink>
+    </w:p>
+    <w:p>
+      <w:pPr>
+        <w:pStyle w:val="BodyText"/>
+      </w:pPr>
+      <w:hyperlink w:anchor="Xf88f2bfab1070fb8b5020d27f1b4ff7dd9dccda"/>
     </w:p>
     <w:p>
       <w:pPr>
@@ -220,6 +226,12 @@
     </w:p>
     <w:p>
       <w:pPr>
+        <w:pStyle w:val="BodyText"/>
+      </w:pPr>
+      <w:hyperlink w:anchor="X48f23493b121f7d9ea2f4e1a7ac8a363b615cce"/>
+    </w:p>
+    <w:p>
+      <w:pPr>
         <w:pStyle w:val="CaptionedFigure"/>
       </w:pPr>
       <w:r>
@@ -275,6 +287,12 @@
     </w:p>
     <w:p>
       <w:pPr>
+        <w:pStyle w:val="BodyText"/>
+      </w:pPr>
+      <w:hyperlink w:anchor="Xfea2b12bf79c781b8815fda175fb630100cd458"/>
+    </w:p>
+    <w:p>
+      <w:pPr>
         <w:pStyle w:val="CaptionedFigure"/>
       </w:pPr>
       <w:r>
@@ -330,6 +348,12 @@
     </w:p>
     <w:p>
       <w:pPr>
+        <w:pStyle w:val="BodyText"/>
+      </w:pPr>
+      <w:hyperlink w:anchor="X71af2abab14af55679acbe72997bbb1051f7676"/>
+    </w:p>
+    <w:p>
+      <w:pPr>
         <w:pStyle w:val="CaptionedFigure"/>
       </w:pPr>
       <w:r>
@@ -385,6 +409,12 @@
     </w:p>
     <w:p>
       <w:pPr>
+        <w:pStyle w:val="BodyText"/>
+      </w:pPr>
+      <w:hyperlink w:anchor="Xde46524a65e575d92fda9891aa502ec48f906f9"/>
+    </w:p>
+    <w:p>
+      <w:pPr>
         <w:pStyle w:val="CaptionedFigure"/>
       </w:pPr>
       <w:r>
@@ -641,7 +671,7 @@
         </w:pict>
       </w:r>
     </w:p>
-    <w:bookmarkStart w:id="68" w:name="Xfa7fc509ecd600cbb3e7acd674a8c166007d7e3"/>
+    <w:bookmarkStart w:id="68" w:name="Xf88f2bfab1070fb8b5020d27f1b4ff7dd9dccda"/>
     <w:p>
       <w:pPr>
         <w:pStyle w:val="Heading2"/>
@@ -653,7 +683,7 @@
         <w:t xml:space="preserve"> </w:t>
       </w:r>
       <w:r>
-        <w:t xml:space="preserve">0 — KIT DE FUNDO: os 4 remendos que resolvem 80% dos travamentos</w:t>
+        <w:t xml:space="preserve">0 — KIT DE FUNDO: 4 remendos para os erros mais comuns</w:t>
       </w:r>
     </w:p>
     <w:p>
@@ -679,13 +709,25 @@
         <w:t xml:space="preserve"> </w:t>
       </w:r>
       <w:r>
-        <w:t xml:space="preserve">"professor, por que 6CO2 + 6H2O dá C6H12O6?" Você não revisa a química</w:t>
-      </w:r>
-      <w:r>
-        <w:t xml:space="preserve"> </w:t>
-      </w:r>
-      <w:r>
-        <w:t xml:space="preserve">inteira. Você remenda só o que trava: balanceamento.</w:t>
+        <w:t xml:space="preserve">"professor, como se lê a equação global 6CO₂ + 6H₂O + energia luminosa →</w:t>
+      </w:r>
+      <w:r>
+        <w:t xml:space="preserve"> </w:t>
+      </w:r>
+      <w:r>
+        <w:t xml:space="preserve">C₆H₁₂O₆ + 6O₂?" Você não revisa a química inteira. Aqui, o importante é</w:t>
+      </w:r>
+      <w:r>
+        <w:t xml:space="preserve"> </w:t>
+      </w:r>
+      <w:r>
+        <w:t xml:space="preserve">simples: a luz fornece energia e o O₂ aparece entre os produtos. Você</w:t>
+      </w:r>
+      <w:r>
+        <w:t xml:space="preserve"> </w:t>
+      </w:r>
+      <w:r>
+        <w:t xml:space="preserve">remenda só o que trava: balanceamento.</w:t>
       </w:r>
     </w:p>
     <w:p>
@@ -699,13 +741,13 @@
         <w:t xml:space="preserve"> </w:t>
       </w:r>
       <w:r>
-        <w:t xml:space="preserve">remendos que mais aparecem no MAT 146 — e que seus futuros alunos também</w:t>
-      </w:r>
-      <w:r>
-        <w:t xml:space="preserve"> </w:t>
-      </w:r>
-      <w:r>
-        <w:t xml:space="preserve">vão travar.</w:t>
+        <w:t xml:space="preserve">remendos que mais aparecem neste material; seus alunos também podem</w:t>
+      </w:r>
+      <w:r>
+        <w:t xml:space="preserve"> </w:t>
+      </w:r>
+      <w:r>
+        <w:t xml:space="preserve">encontrar essas dificuldades.</w:t>
       </w:r>
     </w:p>
     <w:bookmarkStart w:id="67" w:name="X7bd2b095eca9410dbac36620f86d286c87153bd"/>
@@ -1721,7 +1763,7 @@
               <w:jc w:val="left"/>
             </w:pPr>
             <w:r>
-              <w:t xml:space="preserve">x⁵/x² = x³</w:t>
+              <w:t xml:space="preserve">x⁵/x² = x³ (x ≠ 0)</w:t>
             </w:r>
           </w:p>
         </w:tc>
@@ -1777,7 +1819,7 @@
               <w:jc w:val="left"/>
             </w:pPr>
             <w:r>
-              <w:t xml:space="preserve">x⁻ⁿ = 1/xⁿ; 2⁻³ = 1/8</w:t>
+              <w:t xml:space="preserve">x⁻ⁿ = 1/xⁿ, para x ≠ 0; 2⁻³ = 1/8</w:t>
             </w:r>
           </w:p>
         </w:tc>
@@ -1803,12 +1845,36 @@
               <w:jc w:val="left"/>
             </w:pPr>
             <w:r>
-              <w:t xml:space="preserve">√x = x^(1/2)</w:t>
+              <w:t xml:space="preserve">√x = x^(1/2), para x ≥ 0</w:t>
             </w:r>
           </w:p>
         </w:tc>
       </w:tr>
     </w:tbl>
+    <w:p>
+      <w:pPr>
+        <w:pStyle w:val="BodyText"/>
+      </w:pPr>
+      <w:r>
+        <w:rPr>
+          <w:bCs/>
+          <w:b/>
+        </w:rPr>
+        <w:t xml:space="preserve">Domínio:</w:t>
+      </w:r>
+      <w:r>
+        <w:t xml:space="preserve"> </w:t>
+      </w:r>
+      <w:r>
+        <w:t xml:space="preserve">em divisão e em potência negativa, use x ≠</w:t>
+      </w:r>
+      <w:r>
+        <w:t xml:space="preserve"> </w:t>
+      </w:r>
+      <w:r>
+        <w:t xml:space="preserve">0; em ln x, use x &gt; 0; em √x, use x ≥ 0.</w:t>
+      </w:r>
+    </w:p>
     <w:p>
       <w:pPr>
         <w:pStyle w:val="BodyText"/>
@@ -2402,7 +2468,7 @@
               <w:jc w:val="left"/>
             </w:pPr>
             <w:r>
-              <w:t xml:space="preserve">logaritmo natural · log₁₀ x = log de base 10</w:t>
+              <w:t xml:space="preserve">logaritmo natural (x &gt; 0) · log₁₀ x = log de base 10</w:t>
             </w:r>
           </w:p>
         </w:tc>
@@ -2616,19 +2682,13 @@
         <w:t xml:space="preserve"> </w:t>
       </w:r>
       <w:r>
-        <w:t xml:space="preserve">— essa frase resolve mais que 20 minutos</w:t>
-      </w:r>
-      <w:r>
-        <w:t xml:space="preserve"> </w:t>
-      </w:r>
-      <w:r>
-        <w:t xml:space="preserve">de papel em branco. Futuro professor: ensine seus alunos a escreverem</w:t>
-      </w:r>
-      <w:r>
-        <w:t xml:space="preserve"> </w:t>
-      </w:r>
-      <w:r>
-        <w:t xml:space="preserve">essa frase.</w:t>
+        <w:t xml:space="preserve">— essa frase pode orientar a próxima</w:t>
+      </w:r>
+      <w:r>
+        <w:t xml:space="preserve"> </w:t>
+      </w:r>
+      <w:r>
+        <w:t xml:space="preserve">tentativa. Futuro professor: convide seus alunos a usar essa frase.</w:t>
       </w:r>
     </w:p>
     <w:p>
@@ -2731,13 +2791,19 @@
         <w:t xml:space="preserve"> </w:t>
       </w:r>
       <w:r>
-        <w:t xml:space="preserve">confunde muita gente; vamos por partes". O aluno que ouve "é óbvio" para</w:t>
-      </w:r>
-      <w:r>
-        <w:t xml:space="preserve"> </w:t>
-      </w:r>
-      <w:r>
-        <w:t xml:space="preserve">de perguntar — e você perde a chance de ensinar.</w:t>
+        <w:t xml:space="preserve">confunde muita gente; vamos por partes". O aluno que ouve "é óbvio" pode</w:t>
+      </w:r>
+      <w:r>
+        <w:t xml:space="preserve"> </w:t>
+      </w:r>
+      <w:r>
+        <w:t xml:space="preserve">parar de perguntar; por isso, prefira "vamos por partes" e peça um</w:t>
+      </w:r>
+      <w:r>
+        <w:t xml:space="preserve"> </w:t>
+      </w:r>
+      <w:r>
+        <w:t xml:space="preserve">exemplo.</w:t>
       </w:r>
     </w:p>
     <w:p>
@@ -2797,43 +2863,19 @@
         <w:pStyle w:val="FirstParagraph"/>
       </w:pPr>
       <w:r>
-        <w:t xml:space="preserve">ou , depois gabarito. Este é o</w:t>
-      </w:r>
-      <w:r>
-        <w:t xml:space="preserve"> </w:t>
-      </w:r>
-      <w:r>
-        <w:rPr>
-          <w:bCs/>
-          <w:b/>
-        </w:rPr>
-        <w:t xml:space="preserve">mesmo tipo de</w:t>
-      </w:r>
-      <w:r>
-        <w:rPr>
-          <w:bCs/>
-          <w:b/>
-        </w:rPr>
-        <w:t xml:space="preserve"> </w:t>
-      </w:r>
-      <w:r>
-        <w:rPr>
-          <w:bCs/>
-          <w:b/>
-        </w:rPr>
-        <w:t xml:space="preserve">teste</w:t>
-      </w:r>
-      <w:r>
-        <w:t xml:space="preserve"> </w:t>
-      </w:r>
-      <w:r>
-        <w:t xml:space="preserve">que você poderá aplicar no EM no Dia 1 de uma aula de</w:t>
-      </w:r>
-      <w:r>
-        <w:t xml:space="preserve"> </w:t>
-      </w:r>
-      <w:r>
-        <w:t xml:space="preserve">Cálculo — faça como aluno primeiro, depois repense como professor.</w:t>
+        <w:t xml:space="preserve">ou , depois gabarito. Este conjunto pode servir como ponto de</w:t>
+      </w:r>
+      <w:r>
+        <w:t xml:space="preserve"> </w:t>
+      </w:r>
+      <w:r>
+        <w:t xml:space="preserve">partida para uma atividade no EM; faça como aluno primeiro e depois</w:t>
+      </w:r>
+      <w:r>
+        <w:t xml:space="preserve"> </w:t>
+      </w:r>
+      <w:r>
+        <w:t xml:space="preserve">repense como professor.</w:t>
       </w:r>
     </w:p>
     <w:p>
@@ -3241,13 +3283,19 @@
         <w:t xml:space="preserve"> </w:t>
       </w:r>
       <w:r>
-        <w:t xml:space="preserve">— tempo de meia-vida só depende de |k| — frase</w:t>
-      </w:r>
-      <w:r>
-        <w:t xml:space="preserve"> </w:t>
-      </w:r>
-      <w:r>
-        <w:t xml:space="preserve">boa para a aula: "dobrar a massa inicial</w:t>
+        <w:t xml:space="preserve">— no modelo exponencial, o tempo de meia-vida</w:t>
+      </w:r>
+      <w:r>
+        <w:t xml:space="preserve"> </w:t>
+      </w:r>
+      <w:r>
+        <w:t xml:space="preserve">depende de |k|, não da quantidade inicial — frase para a aula: "dobrar a</w:t>
+      </w:r>
+      <w:r>
+        <w:t xml:space="preserve"> </w:t>
+      </w:r>
+      <w:r>
+        <w:t xml:space="preserve">massa inicial</w:t>
       </w:r>
       <w:r>
         <w:t xml:space="preserve"> </w:t>
@@ -3263,13 +3311,7 @@
         <w:t xml:space="preserve"> </w:t>
       </w:r>
       <w:r>
-        <w:t xml:space="preserve">muda o</w:t>
-      </w:r>
-      <w:r>
-        <w:t xml:space="preserve"> </w:t>
-      </w:r>
-      <w:r>
-        <w:t xml:space="preserve">relógio do decaimento".</w:t>
+        <w:t xml:space="preserve">muda o relógio desse modelo".</w:t>
       </w:r>
     </w:p>
     <w:p>
@@ -3323,19 +3365,19 @@
         <w:t xml:space="preserve"> </w:t>
       </w:r>
       <w:r>
-        <w:t xml:space="preserve">guarde este diagnóstico — é um modelo pronto de</w:t>
-      </w:r>
-      <w:r>
-        <w:t xml:space="preserve"> </w:t>
-      </w:r>
-      <w:r>
-        <w:t xml:space="preserve">"entrada" para aula sua; se um aluno errar o item 7, você já sabe o que</w:t>
-      </w:r>
-      <w:r>
-        <w:t xml:space="preserve"> </w:t>
-      </w:r>
-      <w:r>
-        <w:t xml:space="preserve">atacar primeiro (tender ≠ atingir / indeterminação).</w:t>
+        <w:t xml:space="preserve">este diagnóstico é uma sugestão de entrada; se um</w:t>
+      </w:r>
+      <w:r>
+        <w:t xml:space="preserve"> </w:t>
+      </w:r>
+      <w:r>
+        <w:t xml:space="preserve">aluno errar o item 7, você pode revisar primeiro a diferença entre</w:t>
+      </w:r>
+      <w:r>
+        <w:t xml:space="preserve"> </w:t>
+      </w:r>
+      <w:r>
+        <w:t xml:space="preserve">tender e atingir e a indeterminação 0/0.</w:t>
       </w:r>
     </w:p>
     <w:bookmarkEnd w:id="62"/>
@@ -5504,7 +5546,7 @@
         <w:pStyle w:val="BlockText"/>
       </w:pPr>
       <w:r>
-        <w:t xml:space="preserve">Nesta unidade você aprende a responder sem humilhar:</w:t>
+        <w:t xml:space="preserve">Nesta unidade, a proposta é responder sem humilhar:</w:t>
       </w:r>
       <w:r>
         <w:t xml:space="preserve"> </w:t>
@@ -6028,35 +6070,19 @@
         <w:t xml:space="preserve">"a população chega a K"</w:t>
       </w:r>
       <w:r>
-        <w:t xml:space="preserve">. Na docência, essa mesma</w:t>
-      </w:r>
-      <w:r>
-        <w:t xml:space="preserve"> </w:t>
-      </w:r>
-      <w:r>
-        <w:t xml:space="preserve">frase será a primeira que</w:t>
-      </w:r>
-      <w:r>
-        <w:t xml:space="preserve"> </w:t>
-      </w:r>
-      <w:r>
-        <w:rPr>
-          <w:bCs/>
-          <w:b/>
-        </w:rPr>
-        <w:t xml:space="preserve">seus alunos</w:t>
-      </w:r>
-      <w:r>
-        <w:t xml:space="preserve"> </w:t>
-      </w:r>
-      <w:r>
-        <w:t xml:space="preserve">dirão — e você</w:t>
-      </w:r>
-      <w:r>
-        <w:t xml:space="preserve"> </w:t>
-      </w:r>
-      <w:r>
-        <w:t xml:space="preserve">saberá acolher e corrigir.</w:t>
+        <w:t xml:space="preserve">. Na docência, essa confusão</w:t>
+      </w:r>
+      <w:r>
+        <w:t xml:space="preserve"> </w:t>
+      </w:r>
+      <w:r>
+        <w:t xml:space="preserve">pode aparecer entre seus alunos; você pode acolher a leitura e pedir que</w:t>
+      </w:r>
+      <w:r>
+        <w:t xml:space="preserve"> </w:t>
+      </w:r>
+      <w:r>
+        <w:t xml:space="preserve">comparem os valores.</w:t>
       </w:r>
     </w:p>
     <w:p>
@@ -6508,6 +6534,42 @@
           <w:i/>
         </w:rPr>
         <w:t xml:space="preserve">tempo finito o modelo não dá exatamente 1000."</w:t>
+      </w:r>
+    </w:p>
+    <w:p>
+      <w:pPr>
+        <w:pStyle w:val="BodyText"/>
+      </w:pPr>
+      <w:r>
+        <w:rPr>
+          <w:bCs/>
+          <w:b/>
+        </w:rPr>
+        <w:t xml:space="preserve">K e P₀:</w:t>
+      </w:r>
+      <w:r>
+        <w:t xml:space="preserve"> </w:t>
+      </w:r>
+      <w:r>
+        <w:t xml:space="preserve">K é o limite quando t → ∞; P₀ = P(0) é a</w:t>
+      </w:r>
+      <w:r>
+        <w:t xml:space="preserve"> </w:t>
+      </w:r>
+      <w:r>
+        <w:t xml:space="preserve">quantidade no início. Na forma P(t) = K/(1 + A·e^(−rt)), com K &gt; 0, A</w:t>
+      </w:r>
+      <w:r>
+        <w:t xml:space="preserve"> </w:t>
+      </w:r>
+      <w:r>
+        <w:t xml:space="preserve">&gt; 0, r &gt; 0 e t ≥ 0, vale P₀ = K/(1 + A). A curva começa em P₀ e</w:t>
+      </w:r>
+      <w:r>
+        <w:t xml:space="preserve"> </w:t>
+      </w:r>
+      <w:r>
+        <w:t xml:space="preserve">tende a K; K não é o valor inicial.</w:t>
       </w:r>
     </w:p>
     <w:p>
@@ -7449,13 +7511,13 @@
         <w:t xml:space="preserve"> </w:t>
       </w:r>
       <w:r>
-        <w:t xml:space="preserve">enzimático): ler assíntota é ler o estado final previsto — e ensinar o</w:t>
-      </w:r>
-      <w:r>
-        <w:t xml:space="preserve"> </w:t>
-      </w:r>
-      <w:r>
-        <w:t xml:space="preserve">aluno a ler gráfico com "para onde vai" é básico no EM.</w:t>
+        <w:t xml:space="preserve">enzimático): ler a assíntota é ler o limite previsto pelo modelo. No EM,</w:t>
+      </w:r>
+      <w:r>
+        <w:t xml:space="preserve"> </w:t>
+      </w:r>
+      <w:r>
+        <w:t xml:space="preserve">essa leitura pode ser introduzida com a pergunta "para onde vai?".</w:t>
       </w:r>
     </w:p>
     <w:p>
@@ -8010,7 +8072,7 @@
         <w:t xml:space="preserve"> </w:t>
       </w:r>
       <w:r>
-        <w:t xml:space="preserve">emenda?" é continuidade. No EM, alunos dizem</w:t>
+        <w:t xml:space="preserve">emenda?" é continuidade. No EM, a turma pode descrever o desenho como</w:t>
       </w:r>
       <w:r>
         <w:t xml:space="preserve"> </w:t>
@@ -8020,27 +8082,16 @@
           <w:iCs/>
           <w:i/>
         </w:rPr>
-        <w:t xml:space="preserve">"a curva dá um</w:t>
-      </w:r>
-      <w:r>
-        <w:rPr>
-          <w:iCs/>
-          <w:i/>
-        </w:rPr>
-        <w:t xml:space="preserve"> </w:t>
-      </w:r>
-      <w:r>
-        <w:rPr>
-          <w:iCs/>
-          <w:i/>
-        </w:rPr>
-        <w:t xml:space="preserve">salto"</w:t>
-      </w:r>
-      <w:r>
-        <w:t xml:space="preserve"> </w:t>
-      </w:r>
-      <w:r>
-        <w:t xml:space="preserve">— você traduzirá para limites laterais.</w:t>
+        <w:t xml:space="preserve">"a curva dá um salto"</w:t>
+      </w:r>
+      <w:r>
+        <w:t xml:space="preserve">; você pode traduzir isso para limites</w:t>
+      </w:r>
+      <w:r>
+        <w:t xml:space="preserve"> </w:t>
+      </w:r>
+      <w:r>
+        <w:t xml:space="preserve">laterais.</w:t>
       </w:r>
     </w:p>
     <w:p>
@@ -8435,13 +8486,13 @@
         <w:t xml:space="preserve"> </w:t>
       </w:r>
       <w:r>
-        <w:t xml:space="preserve">atingido em tempo finito. Comentário: erro nº 1 dos alunos; seu primeiro</w:t>
-      </w:r>
-      <w:r>
-        <w:t xml:space="preserve"> </w:t>
-      </w:r>
-      <w:r>
-        <w:t xml:space="preserve">item de "escuta do erro" na carreira.</w:t>
+        <w:t xml:space="preserve">atingido em tempo finito. Comentário: um erro que pode aparecer; use-o</w:t>
+      </w:r>
+      <w:r>
+        <w:t xml:space="preserve"> </w:t>
+      </w:r>
+      <w:r>
+        <w:t xml:space="preserve">para conversar sobre a diferença entre tende e atinge.</w:t>
       </w:r>
     </w:p>
     <w:bookmarkEnd w:id="81"/>
@@ -10686,7 +10737,7 @@
         <w:pStyle w:val="Compact"/>
       </w:pPr>
       <w:r>
-        <w:t xml:space="preserve">Assíntota = alvo previsto (K, teto…).</w:t>
+        <w:t xml:space="preserve">Assíntota = limite previsto pelo modelo (K, teto…).</w:t>
       </w:r>
     </w:p>
     <w:p>
@@ -11350,6 +11401,114 @@
           <w:bCs/>
           <w:b/>
         </w:rPr>
+        <w:t xml:space="preserve">Atenção:</w:t>
+      </w:r>
+      <w:r>
+        <w:t xml:space="preserve"> </w:t>
+      </w:r>
+      <w:r>
+        <w:t xml:space="preserve">com poucas observações, só calculamos taxas</w:t>
+      </w:r>
+      <w:r>
+        <w:t xml:space="preserve"> </w:t>
+      </w:r>
+      <w:r>
+        <w:t xml:space="preserve">médias entre os pontos. A derivada em um instante não fica determinada</w:t>
+      </w:r>
+      <w:r>
+        <w:t xml:space="preserve"> </w:t>
+      </w:r>
+      <w:r>
+        <w:t xml:space="preserve">só por duas ou três observações; para calculá-la, precisamos da</w:t>
+      </w:r>
+      <w:r>
+        <w:t xml:space="preserve"> </w:t>
+      </w:r>
+      <w:r>
+        <w:t xml:space="preserve">expressão da função ou de outra informação sobre o modelo.</w:t>
+      </w:r>
+    </w:p>
+    <w:p>
+      <w:pPr>
+        <w:pStyle w:val="BodyText"/>
+      </w:pPr>
+      <w:r>
+        <w:rPr>
+          <w:bCs/>
+          <w:b/>
+        </w:rPr>
+        <w:t xml:space="preserve">Exemplo curto:</w:t>
+      </w:r>
+      <w:r>
+        <w:t xml:space="preserve"> </w:t>
+      </w:r>
+      <w:r>
+        <w:t xml:space="preserve">para B(t) = t³ g, a taxa média em [1;</w:t>
+      </w:r>
+      <w:r>
+        <w:t xml:space="preserve"> </w:t>
+      </w:r>
+      <w:r>
+        <w:t xml:space="preserve">1,1] é (1,331 − 1)/0,1 = 3,31 g/h, enquanto B′(1) = 3 g/h. A derivada</w:t>
+      </w:r>
+      <w:r>
+        <w:t xml:space="preserve"> </w:t>
+      </w:r>
+      <w:r>
+        <w:t xml:space="preserve">vem da expressão B(t) = t³, não de apenas quatro observações.</w:t>
+      </w:r>
+    </w:p>
+    <w:p>
+      <w:pPr>
+        <w:pStyle w:val="BodyText"/>
+      </w:pPr>
+      <w:r>
+        <w:rPr>
+          <w:bCs/>
+          <w:b/>
+        </w:rPr>
+        <w:t xml:space="preserve">Teorema do Valor Médio:</w:t>
+      </w:r>
+      <w:r>
+        <w:t xml:space="preserve"> </w:t>
+      </w:r>
+      <w:r>
+        <w:t xml:space="preserve">para a conclusão de que a</w:t>
+      </w:r>
+      <w:r>
+        <w:t xml:space="preserve"> </w:t>
+      </w:r>
+      <w:r>
+        <w:t xml:space="preserve">taxa instantânea em algum ponto iguala a taxa média, as condições são:</w:t>
+      </w:r>
+      <w:r>
+        <w:t xml:space="preserve"> </w:t>
+      </w:r>
+      <w:r>
+        <w:rPr>
+          <w:rStyle w:val="VerbatimChar"/>
+        </w:rPr>
+        <w:t xml:space="preserve">a&lt;b</w:t>
+      </w:r>
+      <w:r>
+        <w:t xml:space="preserve">, f contínua em [a,b] e derivável em (a,b). Nessas</w:t>
+      </w:r>
+      <w:r>
+        <w:t xml:space="preserve"> </w:t>
+      </w:r>
+      <w:r>
+        <w:t xml:space="preserve">condições, existe c ∈ (a,b) com f′(c) = [f(b)−f(a)]/(b−a).</w:t>
+      </w:r>
+    </w:p>
+    <w:p>
+      <w:pPr>
+        <w:pStyle w:val="BodyText"/>
+      </w:pPr>
+      <w:r>
+        <w:rPr>
+          <w:bCs/>
+          <w:b/>
+        </w:rPr>
         <w:t xml:space="preserve">(2) Por que importa.</w:t>
       </w:r>
       <w:r>
@@ -11498,13 +11657,19 @@
         <w:t xml:space="preserve"> </w:t>
       </w:r>
       <w:r>
-        <w:t xml:space="preserve">de reação, crescimento bacteriano: tudo tem média (no intervalo) e</w:t>
-      </w:r>
-      <w:r>
-        <w:t xml:space="preserve"> </w:t>
-      </w:r>
-      <w:r>
-        <w:t xml:space="preserve">instante (agora). Confundir os dois é erro de diagnóstico.</w:t>
+        <w:t xml:space="preserve">de reação e crescimento bacteriano podem ser descritos por taxas. Em um</w:t>
+      </w:r>
+      <w:r>
+        <w:t xml:space="preserve"> </w:t>
+      </w:r>
+      <w:r>
+        <w:t xml:space="preserve">modelo contínuo, a velocidade específica é μ(t) = N′(t)/N(t), para N(t)</w:t>
+      </w:r>
+      <w:r>
+        <w:t xml:space="preserve"> </w:t>
+      </w:r>
+      <w:r>
+        <w:t xml:space="preserve">&gt; 0; a taxa média de uma tabela é outra coisa.</w:t>
       </w:r>
     </w:p>
     <w:p>
@@ -11794,7 +11959,7 @@
         <w:t xml:space="preserve"> </w:t>
       </w:r>
       <w:r>
-        <w:t xml:space="preserve">convergência (574 → 556 → 554,5) como "prova visual".</w:t>
+        <w:t xml:space="preserve">convergência (574 → 556 → 554,5) como conferência visual.</w:t>
       </w:r>
     </w:p>
     <w:bookmarkEnd w:id="103"/>
@@ -11871,13 +12036,13 @@
         <w:t xml:space="preserve"> </w:t>
       </w:r>
       <w:r>
-        <w:t xml:space="preserve">composta; o aluno do EM reencontra aqui o vértice da parábola "subindo</w:t>
-      </w:r>
-      <w:r>
-        <w:t xml:space="preserve"> </w:t>
-      </w:r>
-      <w:r>
-        <w:t xml:space="preserve">um degrau".</w:t>
+        <w:t xml:space="preserve">composta; no EM, o vértice da parábola pode funcionar como uma ponte</w:t>
+      </w:r>
+      <w:r>
+        <w:t xml:space="preserve"> </w:t>
+      </w:r>
+      <w:r>
+        <w:t xml:space="preserve">para a regra da potência.</w:t>
       </w:r>
     </w:p>
     <w:p>
@@ -12923,35 +13088,19 @@
         <w:t xml:space="preserve"> </w:t>
       </w:r>
       <w:r>
-        <w:t xml:space="preserve">Crescimento, decaimento, pH,</w:t>
-      </w:r>
-      <w:r>
-        <w:t xml:space="preserve"> </w:t>
-      </w:r>
-      <w:r>
-        <w:t xml:space="preserve">log — modelos compostos são a regra na biologia. No EM, a</w:t>
-      </w:r>
-      <w:r>
-        <w:t xml:space="preserve"> </w:t>
-      </w:r>
-      <w:r>
-        <w:t xml:space="preserve">autoexplicação</w:t>
-      </w:r>
-      <w:r>
-        <w:t xml:space="preserve"> </w:t>
-      </w:r>
-      <w:r>
-        <w:rPr>
-          <w:iCs/>
-          <w:i/>
-        </w:rPr>
-        <w:t xml:space="preserve">"por que ln 2?"</w:t>
-      </w:r>
-      <w:r>
-        <w:t xml:space="preserve"> </w:t>
-      </w:r>
-      <w:r>
-        <w:t xml:space="preserve">vale mais que decorar.</w:t>
+        <w:t xml:space="preserve">Crescimento, decaimento, pH e</w:t>
+      </w:r>
+      <w:r>
+        <w:t xml:space="preserve"> </w:t>
+      </w:r>
+      <w:r>
+        <w:t xml:space="preserve">log aparecem em muitos modelos compostos. No EM, a pergunta "por que ln</w:t>
+      </w:r>
+      <w:r>
+        <w:t xml:space="preserve"> </w:t>
+      </w:r>
+      <w:r>
+        <w:t xml:space="preserve">2?" pode ajudar a explicar a ideia em vez de decorar.</w:t>
       </w:r>
     </w:p>
     <w:p>
@@ -14442,13 +14591,13 @@
         <w:t xml:space="preserve"> </w:t>
       </w:r>
       <w:r>
-        <w:t xml:space="preserve">[9;10] (920 → 965). O que o encolhimento/avanço sugere sobre a taxa</w:t>
-      </w:r>
-      <w:r>
-        <w:t xml:space="preserve"> </w:t>
-      </w:r>
-      <w:r>
-        <w:t xml:space="preserve">instantânea?</w:t>
+        <w:t xml:space="preserve">[9;10] (920 → 965). O que esses intervalos mostram? O que não pode ser</w:t>
+      </w:r>
+      <w:r>
+        <w:t xml:space="preserve"> </w:t>
+      </w:r>
+      <w:r>
+        <w:t xml:space="preserve">concluído sobre a taxa instantânea sem um modelo?</w:t>
       </w:r>
     </w:p>
     <w:p>
@@ -14464,7 +14613,7 @@
         <w:pStyle w:val="BodyText"/>
       </w:pPr>
       <w:r>
-        <w:t xml:space="preserve">[4;6]: (690−451)/2 = **119,5** células/(mL·h); [9;10]: (965−920)/1 = **45** células/(mL·h). Taxa cai no fim (assenta ao teto) — média conta o intervalo; instantânea seria o velocímetro naquele instante.</w:t>
+        <w:t xml:space="preserve">[4;6]: (690−451)/2 = **119,5** células/(mL·h); [9;10]: (965−920)/1 = **45** células/(mL·h). As taxas médias diminuem, o que é compatível com a desaceleração. Com poucas observações, não dá para determinar a taxa instantânea em um ponto; seria preciso um modelo ou mais medições.</w:t>
       </w:r>
     </w:p>
     <w:p>
@@ -16212,7 +16361,46 @@
         <w:t xml:space="preserve">K/2</w:t>
       </w:r>
       <w:r>
-        <w:t xml:space="preserve">. Pergunte sempre: máximo DE QUÊ?</w:t>
+        <w:t xml:space="preserve">. Pergunte sempre: máximo DE QUÊ? Para usar essa</w:t>
+      </w:r>
+      <w:r>
+        <w:t xml:space="preserve"> </w:t>
+      </w:r>
+      <w:r>
+        <w:t xml:space="preserve">regra, suponha</w:t>
+      </w:r>
+      <w:r>
+        <w:t xml:space="preserve"> </w:t>
+      </w:r>
+      <w:r>
+        <w:rPr>
+          <w:rStyle w:val="VerbatimChar"/>
+        </w:rPr>
+        <w:t xml:space="preserve">K&gt;0</w:t>
+      </w:r>
+      <w:r>
+        <w:t xml:space="preserve"> </w:t>
+      </w:r>
+      <w:r>
+        <w:t xml:space="preserve">e</w:t>
+      </w:r>
+      <w:r>
+        <w:t xml:space="preserve"> </w:t>
+      </w:r>
+      <w:r>
+        <w:rPr>
+          <w:rStyle w:val="VerbatimChar"/>
+        </w:rPr>
+        <w:t xml:space="preserve">0&lt;P₀&lt;K</w:t>
+      </w:r>
+      <w:r>
+        <w:t xml:space="preserve">; P₀ é o</w:t>
+      </w:r>
+      <w:r>
+        <w:t xml:space="preserve"> </w:t>
+      </w:r>
+      <w:r>
+        <w:t xml:space="preserve">valor inicial.</w:t>
       </w:r>
     </w:p>
     <w:p>
@@ -16526,23 +16714,7 @@
         <w:t xml:space="preserve"> </w:t>
       </w:r>
       <w:r>
-        <w:t xml:space="preserve">pergunta clássica de biologia</w:t>
-      </w:r>
-      <w:r>
-        <w:t xml:space="preserve"> </w:t>
-      </w:r>
-      <w:r>
-        <w:rPr>
-          <w:bCs/>
-          <w:b/>
-        </w:rPr>
-        <w:t xml:space="preserve">e</w:t>
-      </w:r>
-      <w:r>
-        <w:t xml:space="preserve"> </w:t>
-      </w:r>
-      <w:r>
-        <w:t xml:space="preserve">de aula de biologia.</w:t>
+        <w:t xml:space="preserve">uma pergunta comum em modelos biológicos e pode ser explorada em aula.</w:t>
       </w:r>
       <w:r>
         <w:t xml:space="preserve"> </w:t>
@@ -16578,29 +16750,13 @@
         <w:t xml:space="preserve">K/2</w:t>
       </w:r>
       <w:r>
-        <w:t xml:space="preserve">) é erro que você</w:t>
-      </w:r>
-      <w:r>
-        <w:t xml:space="preserve"> </w:t>
-      </w:r>
-      <w:r>
-        <w:rPr>
-          <w:bCs/>
-          <w:b/>
-        </w:rPr>
-        <w:t xml:space="preserve">antecipará</w:t>
-      </w:r>
-      <w:r>
-        <w:t xml:space="preserve"> </w:t>
-      </w:r>
-      <w:r>
-        <w:t xml:space="preserve">em</w:t>
-      </w:r>
-      <w:r>
-        <w:t xml:space="preserve"> </w:t>
-      </w:r>
-      <w:r>
-        <w:t xml:space="preserve">seus alunos.</w:t>
+        <w:t xml:space="preserve">) é um erro que pode aparecer entre seus</w:t>
+      </w:r>
+      <w:r>
+        <w:t xml:space="preserve"> </w:t>
+      </w:r>
+      <w:r>
+        <w:t xml:space="preserve">alunos.</w:t>
       </w:r>
     </w:p>
     <w:p>
@@ -16961,19 +17117,25 @@
         <w:t xml:space="preserve"> </w:t>
       </w:r>
       <w:r>
-        <w:t xml:space="preserve">Fase log de crescimento</w:t>
-      </w:r>
-      <w:r>
-        <w:t xml:space="preserve"> </w:t>
-      </w:r>
-      <w:r>
-        <w:t xml:space="preserve">bacteriano: mais rápida no meio, não no fim. É K/2 na prática: no início</w:t>
-      </w:r>
-      <w:r>
-        <w:t xml:space="preserve"> </w:t>
-      </w:r>
-      <w:r>
-        <w:t xml:space="preserve">há poucas células; no fim há pouco recurso; no meio há os dois.</w:t>
+        <w:t xml:space="preserve">No modelo didático, a fase de</w:t>
+      </w:r>
+      <w:r>
+        <w:t xml:space="preserve"> </w:t>
+      </w:r>
+      <w:r>
+        <w:t xml:space="preserve">crescimento é mais rápida no meio, não no fim. É K/2 no modelo: no</w:t>
+      </w:r>
+      <w:r>
+        <w:t xml:space="preserve"> </w:t>
+      </w:r>
+      <w:r>
+        <w:t xml:space="preserve">início há poucas células; no fim há pouco recurso; no meio há os</w:t>
+      </w:r>
+      <w:r>
+        <w:t xml:space="preserve"> </w:t>
+      </w:r>
+      <w:r>
+        <w:t xml:space="preserve">dois.</w:t>
       </w:r>
     </w:p>
     <w:p>
@@ -17292,35 +17454,19 @@
         <w:t xml:space="preserve"> </w:t>
       </w:r>
       <w:r>
-        <w:t xml:space="preserve">Problema de 40 cm de fita →</w:t>
-      </w:r>
-      <w:r>
-        <w:t xml:space="preserve"> </w:t>
-      </w:r>
-      <w:r>
-        <w:t xml:space="preserve">100 cm² é</w:t>
-      </w:r>
-      <w:r>
-        <w:t xml:space="preserve"> </w:t>
-      </w:r>
-      <w:r>
-        <w:rPr>
-          <w:bCs/>
-          <w:b/>
-        </w:rPr>
-        <w:t xml:space="preserve">portão perfeito para o EM</w:t>
-      </w:r>
-      <w:r>
-        <w:t xml:space="preserve"> </w:t>
-      </w:r>
-      <w:r>
-        <w:t xml:space="preserve">(tabela → vértice →</w:t>
-      </w:r>
-      <w:r>
-        <w:t xml:space="preserve"> </w:t>
-      </w:r>
-      <w:r>
-        <w:t xml:space="preserve">derivada, três caminhos, mesma resposta).</w:t>
+        <w:t xml:space="preserve">O problema de 40 cm de fita →</w:t>
+      </w:r>
+      <w:r>
+        <w:t xml:space="preserve"> </w:t>
+      </w:r>
+      <w:r>
+        <w:t xml:space="preserve">100 cm² pode servir como introdução ao tema no EM: tabela → vértice →</w:t>
+      </w:r>
+      <w:r>
+        <w:t xml:space="preserve"> </w:t>
+      </w:r>
+      <w:r>
+        <w:t xml:space="preserve">derivada, três caminhos para conferir a mesma resposta.</w:t>
       </w:r>
     </w:p>
     <w:p>
@@ -19297,13 +19443,13 @@
         <w:t xml:space="preserve"> </w:t>
       </w:r>
       <w:r>
-        <w:t xml:space="preserve">Use a tabela §0.8, coluna r: 2,0 → 5,3 → 0,5. Onde parece estar o pico</w:t>
-      </w:r>
-      <w:r>
-        <w:t xml:space="preserve"> </w:t>
-      </w:r>
-      <w:r>
-        <w:t xml:space="preserve">da taxa? Relacione com "máximo DE QUÊ?" (taxa vs população).</w:t>
+        <w:t xml:space="preserve">Use a tabela §0.8, coluna r: 2,0 → 5,3 → 0,5. Onde está o maior valor</w:t>
+      </w:r>
+      <w:r>
+        <w:t xml:space="preserve"> </w:t>
+      </w:r>
+      <w:r>
+        <w:t xml:space="preserve">observado? Relacione com "máximo DE QUÊ?" (taxa vs população).</w:t>
       </w:r>
     </w:p>
     <w:p>
@@ -19319,7 +19465,7 @@
         <w:pStyle w:val="BodyText"/>
       </w:pPr>
       <w:r>
-        <w:t xml:space="preserve">Pico perto de **t = 5 h (r = 5,3)** na tabela. É máximo da **taxa**, não da população (P segue subindo até ~1000). Pergunta de ouro: máximo de quê?</w:t>
+        <w:t xml:space="preserve">O maior valor observado está perto de **t = 5 h (r = 5,3)** na tabela. Isso é o máximo da **taxa entre as amostras**, não o máximo exato da curva; P continua subindo até ~1000. Pergunta de ouro: máximo de quê?</w:t>
       </w:r>
     </w:p>
     <w:p>
@@ -24775,7 +24921,7 @@
         <w:t xml:space="preserve"> </w:t>
       </w:r>
       <w:r>
-        <w:t xml:space="preserve">total — a batida é a prova visual.</w:t>
+        <w:t xml:space="preserve">total — a coincidência é uma conferência visual.</w:t>
       </w:r>
     </w:p>
     <w:p>
@@ -25176,7 +25322,13 @@
         <w:t xml:space="preserve"> </w:t>
       </w:r>
       <w:r>
-        <w:t xml:space="preserve">→ 25% → 12,5%... A turma entende visualmente antes da exponencial.</w:t>
+        <w:t xml:space="preserve">→ 25% → 12,5%... A visualização pode ajudar a preparar a explicação</w:t>
+      </w:r>
+      <w:r>
+        <w:t xml:space="preserve"> </w:t>
+      </w:r>
+      <w:r>
+        <w:t xml:space="preserve">antes de entrar na exponencial.</w:t>
       </w:r>
     </w:p>
     <w:p>
@@ -25370,19 +25522,19 @@
           <w:bCs/>
           <w:b/>
         </w:rPr>
-        <w:t xml:space="preserve">Meia-vida</w:t>
-      </w:r>
-      <w:r>
-        <w:t xml:space="preserve"> </w:t>
-      </w:r>
-      <w:r>
-        <w:t xml:space="preserve">T = ln2/|k| — depende só de |k|, NÃO de</w:t>
-      </w:r>
-      <w:r>
-        <w:t xml:space="preserve"> </w:t>
-      </w:r>
-      <w:r>
-        <w:t xml:space="preserve">y₀.</w:t>
+        <w:t xml:space="preserve">Meia-vida no modelo exponencial:</w:t>
+      </w:r>
+      <w:r>
+        <w:t xml:space="preserve"> </w:t>
+      </w:r>
+      <w:r>
+        <w:t xml:space="preserve">T = ln2/|k|, com k</w:t>
+      </w:r>
+      <w:r>
+        <w:t xml:space="preserve"> </w:t>
+      </w:r>
+      <w:r>
+        <w:t xml:space="preserve">constante — depende só de |k|, NÃO de y₀.</w:t>
       </w:r>
     </w:p>
     <w:p>
@@ -25478,6 +25630,63 @@
     <w:p>
       <w:pPr>
         <w:pStyle w:val="FirstParagraph"/>
+      </w:pPr>
+      <w:r>
+        <w:rPr>
+          <w:bCs/>
+          <w:b/>
+        </w:rPr>
+        <w:t xml:space="preserve">Taxa, derivada e EDO:</w:t>
+      </w:r>
+      <w:r>
+        <w:t xml:space="preserve"> </w:t>
+      </w:r>
+      <w:r>
+        <w:t xml:space="preserve">uma taxa média vem de dois</w:t>
+      </w:r>
+      <w:r>
+        <w:t xml:space="preserve"> </w:t>
+      </w:r>
+      <w:r>
+        <w:t xml:space="preserve">valores em um intervalo; a derivada é o limite local de médias</w:t>
+      </w:r>
+      <w:r>
+        <w:t xml:space="preserve"> </w:t>
+      </w:r>
+      <w:r>
+        <w:t xml:space="preserve">encolhendo em uma função contínua. A EDO</w:t>
+      </w:r>
+      <w:r>
+        <w:t xml:space="preserve"> </w:t>
+      </w:r>
+      <w:r>
+        <w:rPr>
+          <w:rStyle w:val="VerbatimChar"/>
+        </w:rPr>
+        <w:t xml:space="preserve">y′(t) = ky(t)</w:t>
+      </w:r>
+      <w:r>
+        <w:t xml:space="preserve"> </w:t>
+      </w:r>
+      <w:r>
+        <w:t xml:space="preserve">descreve essa curva contínua. Se só temos valores em instantes</w:t>
+      </w:r>
+      <w:r>
+        <w:t xml:space="preserve"> </w:t>
+      </w:r>
+      <w:r>
+        <w:t xml:space="preserve">separados, um passo de cálculo é uma aproximação discreta; não é a</w:t>
+      </w:r>
+      <w:r>
+        <w:t xml:space="preserve"> </w:t>
+      </w:r>
+      <w:r>
+        <w:t xml:space="preserve">derivada nem uma EDO nova.</w:t>
+      </w:r>
+    </w:p>
+    <w:p>
+      <w:pPr>
+        <w:pStyle w:val="BodyText"/>
       </w:pPr>
       <w:r>
         <w:drawing>
@@ -25671,13 +25880,13 @@
         <w:t xml:space="preserve"> </w:t>
       </w:r>
       <w:r>
-        <w:t xml:space="preserve">total acumulado; área sob densidade = probabilidade; a "prova visual"</w:t>
-      </w:r>
-      <w:r>
-        <w:t xml:space="preserve"> </w:t>
-      </w:r>
-      <w:r>
-        <w:t xml:space="preserve">que a fórmula faz sentido.</w:t>
+        <w:t xml:space="preserve">total acumulado; área sob densidade = probabilidade; a conferência</w:t>
+      </w:r>
+      <w:r>
+        <w:t xml:space="preserve"> </w:t>
+      </w:r>
+      <w:r>
+        <w:t xml:space="preserve">visual ajuda a dar sentido à fórmula.</w:t>
       </w:r>
     </w:p>
     <w:p>
@@ -26123,19 +26332,25 @@
         <w:t xml:space="preserve"> </w:t>
       </w:r>
       <w:r>
-        <w:t xml:space="preserve">Cultura, decaimento conceitual,</w:t>
-      </w:r>
-      <w:r>
-        <w:t xml:space="preserve"> </w:t>
-      </w:r>
-      <w:r>
-        <w:t xml:space="preserve">conservação — coração da U5; meia-vida com linguagem de risco/vida</w:t>
-      </w:r>
-      <w:r>
-        <w:t xml:space="preserve"> </w:t>
-      </w:r>
-      <w:r>
-        <w:t xml:space="preserve">útil no EM (sem dizer "prazo de zeração").</w:t>
+        <w:t xml:space="preserve">Cultura, decaimento conceitual</w:t>
+      </w:r>
+      <w:r>
+        <w:t xml:space="preserve"> </w:t>
+      </w:r>
+      <w:r>
+        <w:t xml:space="preserve">e conservação — coração da U5; no exemplo, a meia-vida pode ser</w:t>
+      </w:r>
+      <w:r>
+        <w:t xml:space="preserve"> </w:t>
+      </w:r>
+      <w:r>
+        <w:t xml:space="preserve">explicada com linguagem de risco ou vida útil (sem dizer "prazo de</w:t>
+      </w:r>
+      <w:r>
+        <w:t xml:space="preserve"> </w:t>
+      </w:r>
+      <w:r>
+        <w:t xml:space="preserve">zeração").</w:t>
       </w:r>
     </w:p>
     <w:p>
@@ -26537,7 +26752,260 @@
           <w:bCs/>
           <w:b/>
         </w:rPr>
-        <w:t xml:space="preserve">Nunca zera</w:t>
+        <w:t xml:space="preserve">No modelo</w:t>
+      </w:r>
+      <w:r>
+        <w:rPr>
+          <w:bCs/>
+          <w:b/>
+        </w:rPr>
+        <w:t xml:space="preserve"> </w:t>
+      </w:r>
+      <w:r>
+        <w:rPr>
+          <w:bCs/>
+          <w:b/>
+        </w:rPr>
+        <w:t xml:space="preserve">exponencial, nunca zera; a meia-vida não depende de A₀.</w:t>
+      </w:r>
+    </w:p>
+    <w:p>
+      <w:pPr>
+        <w:pStyle w:val="BlockText"/>
+      </w:pPr>
+      <w:r>
+        <w:rPr>
+          <w:rStyle w:val="VerbatimChar"/>
+        </w:rPr>
+        <w:t xml:space="preserve">PAUSA PARA VOCÊ</w:t>
+      </w:r>
+      <w:r>
+        <w:t xml:space="preserve"> </w:t>
+      </w:r>
+      <w:r>
+        <w:t xml:space="preserve">Feche o livro e escreva: solução de</w:t>
+      </w:r>
+      <w:r>
+        <w:t xml:space="preserve"> </w:t>
+      </w:r>
+      <w:r>
+        <w:t xml:space="preserve">y' = ky é...? Meia-vida é...? Respostas: y₀e^(kx) · ln2/|k|. Se trocou</w:t>
+      </w:r>
+      <w:r>
+        <w:t xml:space="preserve"> </w:t>
+      </w:r>
+      <w:r>
+        <w:t xml:space="preserve">divisão por multiplicação, refaça o exemplo B linha a linha.</w:t>
+      </w:r>
+    </w:p>
+    <w:p>
+      <w:pPr>
+        <w:pStyle w:val="FirstParagraph"/>
+      </w:pPr>
+      <w:r>
+        <w:rPr>
+          <w:bCs/>
+          <w:b/>
+        </w:rPr>
+        <w:t xml:space="preserve">(5) Você faz.</w:t>
+      </w:r>
+    </w:p>
+    <w:p>
+      <w:pPr>
+        <w:numPr>
+          <w:ilvl w:val="0"/>
+          <w:numId w:val="1127"/>
+        </w:numPr>
+        <w:pStyle w:val="Compact"/>
+      </w:pPr>
+      <w:r>
+        <w:rPr>
+          <w:bCs/>
+          <w:b/>
+        </w:rPr>
+        <w:t xml:space="preserve">Exercício 5.2.1 (= 7.2.1):</w:t>
+      </w:r>
+      <w:r>
+        <w:t xml:space="preserve"> </w:t>
+      </w:r>
+      <w:r>
+        <w:t xml:space="preserve">dy/dx = 3y, y(0) = 2 → y</w:t>
+      </w:r>
+      <w:r>
+        <w:t xml:space="preserve"> </w:t>
+      </w:r>
+      <w:r>
+        <w:t xml:space="preserve">= ?</w:t>
+      </w:r>
+    </w:p>
+    <w:p>
+      <w:pPr>
+        <w:numPr>
+          <w:ilvl w:val="0"/>
+          <w:numId w:val="1127"/>
+        </w:numPr>
+        <w:pStyle w:val="Compact"/>
+      </w:pPr>
+      <w:r>
+        <w:rPr>
+          <w:bCs/>
+          <w:b/>
+        </w:rPr>
+        <w:t xml:space="preserve">Exercício 5.2.2 (= 7.2.2):</w:t>
+      </w:r>
+      <w:r>
+        <w:t xml:space="preserve"> </w:t>
+      </w:r>
+      <w:r>
+        <w:t xml:space="preserve">dP/dt = 0,15P, P(0) =</w:t>
+      </w:r>
+      <w:r>
+        <w:t xml:space="preserve"> </w:t>
+      </w:r>
+      <w:r>
+        <w:t xml:space="preserve">200 → P(t)? P(10)? (e^1,5 ≈ 4,4817)</w:t>
+      </w:r>
+    </w:p>
+    <w:p>
+      <w:pPr>
+        <w:numPr>
+          <w:ilvl w:val="0"/>
+          <w:numId w:val="1127"/>
+        </w:numPr>
+        <w:pStyle w:val="Compact"/>
+      </w:pPr>
+      <w:r>
+        <w:rPr>
+          <w:bCs/>
+          <w:b/>
+        </w:rPr>
+        <w:t xml:space="preserve">Exercício 5.2.3</w:t>
+      </w:r>
+      <w:r>
+        <w:t xml:space="preserve"> </w:t>
+      </w:r>
+      <w:r>
+        <w:t xml:space="preserve">(número de exemplo): dA/dt = −0,1A,</w:t>
+      </w:r>
+      <w:r>
+        <w:t xml:space="preserve"> </w:t>
+      </w:r>
+      <w:r>
+        <w:t xml:space="preserve">A(0) = 500: fórmula, meia-vida, A(10).</w:t>
+      </w:r>
+    </w:p>
+    <w:p>
+      <w:pPr>
+        <w:pStyle w:val="FirstParagraph"/>
+      </w:pPr>
+      <w:r>
+        <w:rPr>
+          <w:bCs/>
+          <w:b/>
+        </w:rPr>
+        <w:t xml:space="preserve">(6) Gabarito comentado.</w:t>
+      </w:r>
+    </w:p>
+    <w:p>
+      <w:pPr>
+        <w:numPr>
+          <w:ilvl w:val="0"/>
+          <w:numId w:val="1128"/>
+        </w:numPr>
+        <w:pStyle w:val="Compact"/>
+      </w:pPr>
+      <w:r>
+        <w:rPr>
+          <w:bCs/>
+          <w:b/>
+        </w:rPr>
+        <w:t xml:space="preserve">5.2.1:</w:t>
+      </w:r>
+      <w:r>
+        <w:t xml:space="preserve"> </w:t>
+      </w:r>
+      <w:r>
+        <w:rPr>
+          <w:bCs/>
+          <w:b/>
+        </w:rPr>
+        <w:t xml:space="preserve">y = 2e^(3x)</w:t>
+      </w:r>
+      <w:r>
+        <w:t xml:space="preserve">. Comentário: o</w:t>
+      </w:r>
+      <w:r>
+        <w:t xml:space="preserve"> </w:t>
+      </w:r>
+      <w:r>
+        <w:t xml:space="preserve">3 fica no expoente (não multiplica a função).</w:t>
+      </w:r>
+    </w:p>
+    <w:p>
+      <w:pPr>
+        <w:numPr>
+          <w:ilvl w:val="0"/>
+          <w:numId w:val="1128"/>
+        </w:numPr>
+        <w:pStyle w:val="Compact"/>
+      </w:pPr>
+      <w:r>
+        <w:rPr>
+          <w:bCs/>
+          <w:b/>
+        </w:rPr>
+        <w:t xml:space="preserve">5.2.2:</w:t>
+      </w:r>
+      <w:r>
+        <w:t xml:space="preserve"> </w:t>
+      </w:r>
+      <w:r>
+        <w:t xml:space="preserve">P = 200e^(0,15t); P(10) = 200·e^1,5 ≈</w:t>
+      </w:r>
+      <w:r>
+        <w:t xml:space="preserve"> </w:t>
+      </w:r>
+      <w:r>
+        <w:t xml:space="preserve">200·4,4817 ≈</w:t>
+      </w:r>
+      <w:r>
+        <w:t xml:space="preserve"> </w:t>
+      </w:r>
+      <w:r>
+        <w:rPr>
+          <w:bCs/>
+          <w:b/>
+        </w:rPr>
+        <w:t xml:space="preserve">896,3</w:t>
+      </w:r>
+      <w:r>
+        <w:t xml:space="preserve">.</w:t>
+      </w:r>
+    </w:p>
+    <w:p>
+      <w:pPr>
+        <w:numPr>
+          <w:ilvl w:val="0"/>
+          <w:numId w:val="1128"/>
+        </w:numPr>
+        <w:pStyle w:val="Compact"/>
+      </w:pPr>
+      <w:r>
+        <w:rPr>
+          <w:bCs/>
+          <w:b/>
+        </w:rPr>
+        <w:t xml:space="preserve">5.2.3:</w:t>
+      </w:r>
+      <w:r>
+        <w:t xml:space="preserve"> </w:t>
+      </w:r>
+      <w:r>
+        <w:rPr>
+          <w:bCs/>
+          <w:b/>
+        </w:rPr>
+        <w:t xml:space="preserve">500e^(−0,1t)</w:t>
       </w:r>
       <w:r>
         <w:t xml:space="preserve">;</w:t>
@@ -26546,262 +27014,25 @@
         <w:t xml:space="preserve"> </w:t>
       </w:r>
       <w:r>
-        <w:t xml:space="preserve">meia-vida</w:t>
-      </w:r>
-      <w:r>
-        <w:t xml:space="preserve"> </w:t>
-      </w:r>
-      <w:r>
-        <w:rPr>
-          <w:bCs/>
-          <w:b/>
-        </w:rPr>
-        <w:t xml:space="preserve">não</w:t>
-      </w:r>
-      <w:r>
-        <w:t xml:space="preserve"> </w:t>
-      </w:r>
-      <w:r>
-        <w:t xml:space="preserve">depende de A₀.</w:t>
-      </w:r>
-    </w:p>
-    <w:p>
-      <w:pPr>
-        <w:pStyle w:val="BlockText"/>
-      </w:pPr>
-      <w:r>
-        <w:rPr>
-          <w:rStyle w:val="VerbatimChar"/>
-        </w:rPr>
-        <w:t xml:space="preserve">PAUSA PARA VOCÊ</w:t>
-      </w:r>
-      <w:r>
-        <w:t xml:space="preserve"> </w:t>
-      </w:r>
-      <w:r>
-        <w:t xml:space="preserve">Feche o livro e escreva: solução de</w:t>
-      </w:r>
-      <w:r>
-        <w:t xml:space="preserve"> </w:t>
-      </w:r>
-      <w:r>
-        <w:t xml:space="preserve">y' = ky é...? Meia-vida é...? Respostas: y₀e^(kx) · ln2/|k|. Se trocou</w:t>
-      </w:r>
-      <w:r>
-        <w:t xml:space="preserve"> </w:t>
-      </w:r>
-      <w:r>
-        <w:t xml:space="preserve">divisão por multiplicação, refaça o exemplo B linha a linha.</w:t>
-      </w:r>
-    </w:p>
-    <w:p>
-      <w:pPr>
-        <w:pStyle w:val="FirstParagraph"/>
-      </w:pPr>
-      <w:r>
-        <w:rPr>
-          <w:bCs/>
-          <w:b/>
-        </w:rPr>
-        <w:t xml:space="preserve">(5) Você faz.</w:t>
-      </w:r>
-    </w:p>
-    <w:p>
-      <w:pPr>
-        <w:numPr>
-          <w:ilvl w:val="0"/>
-          <w:numId w:val="1127"/>
-        </w:numPr>
-        <w:pStyle w:val="Compact"/>
-      </w:pPr>
-      <w:r>
-        <w:rPr>
-          <w:bCs/>
-          <w:b/>
-        </w:rPr>
-        <w:t xml:space="preserve">Exercício 5.2.1 (= 7.2.1):</w:t>
-      </w:r>
-      <w:r>
-        <w:t xml:space="preserve"> </w:t>
-      </w:r>
-      <w:r>
-        <w:t xml:space="preserve">dy/dx = 3y, y(0) = 2 → y</w:t>
-      </w:r>
-      <w:r>
-        <w:t xml:space="preserve"> </w:t>
-      </w:r>
-      <w:r>
-        <w:t xml:space="preserve">= ?</w:t>
-      </w:r>
-    </w:p>
-    <w:p>
-      <w:pPr>
-        <w:numPr>
-          <w:ilvl w:val="0"/>
-          <w:numId w:val="1127"/>
-        </w:numPr>
-        <w:pStyle w:val="Compact"/>
-      </w:pPr>
-      <w:r>
-        <w:rPr>
-          <w:bCs/>
-          <w:b/>
-        </w:rPr>
-        <w:t xml:space="preserve">Exercício 5.2.2 (= 7.2.2):</w:t>
-      </w:r>
-      <w:r>
-        <w:t xml:space="preserve"> </w:t>
-      </w:r>
-      <w:r>
-        <w:t xml:space="preserve">dP/dt = 0,15P, P(0) =</w:t>
-      </w:r>
-      <w:r>
-        <w:t xml:space="preserve"> </w:t>
-      </w:r>
-      <w:r>
-        <w:t xml:space="preserve">200 → P(t)? P(10)? (e^1,5 ≈ 4,4817)</w:t>
-      </w:r>
-    </w:p>
-    <w:p>
-      <w:pPr>
-        <w:numPr>
-          <w:ilvl w:val="0"/>
-          <w:numId w:val="1127"/>
-        </w:numPr>
-        <w:pStyle w:val="Compact"/>
-      </w:pPr>
-      <w:r>
-        <w:rPr>
-          <w:bCs/>
-          <w:b/>
-        </w:rPr>
-        <w:t xml:space="preserve">Exercício 5.2.3</w:t>
-      </w:r>
-      <w:r>
-        <w:t xml:space="preserve"> </w:t>
-      </w:r>
-      <w:r>
-        <w:t xml:space="preserve">(número de exemplo): dA/dt = −0,1A,</w:t>
-      </w:r>
-      <w:r>
-        <w:t xml:space="preserve"> </w:t>
-      </w:r>
-      <w:r>
-        <w:t xml:space="preserve">A(0) = 500: fórmula, meia-vida, A(10).</w:t>
-      </w:r>
-    </w:p>
-    <w:p>
-      <w:pPr>
-        <w:pStyle w:val="FirstParagraph"/>
-      </w:pPr>
-      <w:r>
-        <w:rPr>
-          <w:bCs/>
-          <w:b/>
-        </w:rPr>
-        <w:t xml:space="preserve">(6) Gabarito comentado.</w:t>
-      </w:r>
-    </w:p>
-    <w:p>
-      <w:pPr>
-        <w:numPr>
-          <w:ilvl w:val="0"/>
-          <w:numId w:val="1128"/>
-        </w:numPr>
-        <w:pStyle w:val="Compact"/>
-      </w:pPr>
-      <w:r>
-        <w:rPr>
-          <w:bCs/>
-          <w:b/>
-        </w:rPr>
-        <w:t xml:space="preserve">5.2.1:</w:t>
-      </w:r>
-      <w:r>
-        <w:t xml:space="preserve"> </w:t>
-      </w:r>
-      <w:r>
-        <w:rPr>
-          <w:bCs/>
-          <w:b/>
-        </w:rPr>
-        <w:t xml:space="preserve">y = 2e^(3x)</w:t>
-      </w:r>
-      <w:r>
-        <w:t xml:space="preserve">. Comentário: o</w:t>
-      </w:r>
-      <w:r>
-        <w:t xml:space="preserve"> </w:t>
-      </w:r>
-      <w:r>
-        <w:t xml:space="preserve">3 fica no expoente (não multiplica a função).</w:t>
-      </w:r>
-    </w:p>
-    <w:p>
-      <w:pPr>
-        <w:numPr>
-          <w:ilvl w:val="0"/>
-          <w:numId w:val="1128"/>
-        </w:numPr>
-        <w:pStyle w:val="Compact"/>
-      </w:pPr>
-      <w:r>
-        <w:rPr>
-          <w:bCs/>
-          <w:b/>
-        </w:rPr>
-        <w:t xml:space="preserve">5.2.2:</w:t>
-      </w:r>
-      <w:r>
-        <w:t xml:space="preserve"> </w:t>
-      </w:r>
-      <w:r>
-        <w:t xml:space="preserve">P = 200e^(0,15t); P(10) = 200·e^1,5 ≈</w:t>
-      </w:r>
-      <w:r>
-        <w:t xml:space="preserve"> </w:t>
-      </w:r>
-      <w:r>
-        <w:t xml:space="preserve">200·4,4817 ≈</w:t>
-      </w:r>
-      <w:r>
-        <w:t xml:space="preserve"> </w:t>
-      </w:r>
-      <w:r>
-        <w:rPr>
-          <w:bCs/>
-          <w:b/>
-        </w:rPr>
-        <w:t xml:space="preserve">896,3</w:t>
-      </w:r>
-      <w:r>
-        <w:t xml:space="preserve">.</w:t>
-      </w:r>
-    </w:p>
-    <w:p>
-      <w:pPr>
-        <w:numPr>
-          <w:ilvl w:val="0"/>
-          <w:numId w:val="1128"/>
-        </w:numPr>
-        <w:pStyle w:val="Compact"/>
-      </w:pPr>
-      <w:r>
-        <w:rPr>
-          <w:bCs/>
-          <w:b/>
-        </w:rPr>
-        <w:t xml:space="preserve">5.2.3:</w:t>
-      </w:r>
-      <w:r>
-        <w:t xml:space="preserve"> </w:t>
-      </w:r>
-      <w:r>
-        <w:rPr>
-          <w:bCs/>
-          <w:b/>
-        </w:rPr>
-        <w:t xml:space="preserve">500e^(−0,1t)</w:t>
+        <w:rPr>
+          <w:bCs/>
+          <w:b/>
+        </w:rPr>
+        <w:t xml:space="preserve">≈</w:t>
+      </w:r>
+      <w:r>
+        <w:rPr>
+          <w:bCs/>
+          <w:b/>
+        </w:rPr>
+        <w:t xml:space="preserve"> </w:t>
+      </w:r>
+      <w:r>
+        <w:rPr>
+          <w:bCs/>
+          <w:b/>
+        </w:rPr>
+        <w:t xml:space="preserve">6,93</w:t>
       </w:r>
       <w:r>
         <w:t xml:space="preserve">;</w:t>
@@ -26814,49 +27045,22 @@
           <w:bCs/>
           <w:b/>
         </w:rPr>
-        <w:t xml:space="preserve">≈</w:t>
-      </w:r>
-      <w:r>
-        <w:rPr>
-          <w:bCs/>
-          <w:b/>
-        </w:rPr>
-        <w:t xml:space="preserve"> </w:t>
-      </w:r>
-      <w:r>
-        <w:rPr>
-          <w:bCs/>
-          <w:b/>
-        </w:rPr>
-        <w:t xml:space="preserve">6,93</w:t>
-      </w:r>
-      <w:r>
-        <w:t xml:space="preserve">;</w:t>
-      </w:r>
-      <w:r>
-        <w:t xml:space="preserve"> </w:t>
-      </w:r>
-      <w:r>
-        <w:rPr>
-          <w:bCs/>
-          <w:b/>
-        </w:rPr>
         <w:t xml:space="preserve">≈ 184</w:t>
       </w:r>
       <w:r>
-        <w:t xml:space="preserve">. Comentário: meia-vida independe</w:t>
-      </w:r>
-      <w:r>
-        <w:t xml:space="preserve"> </w:t>
-      </w:r>
-      <w:r>
-        <w:t xml:space="preserve">de A₀; 10 ≈ 1,44 meias-vidas → 36,8% — não "uma meia-vida e um pouquinho</w:t>
-      </w:r>
-      <w:r>
-        <w:t xml:space="preserve"> </w:t>
-      </w:r>
-      <w:r>
-        <w:t xml:space="preserve">de 50%".</w:t>
+        <w:t xml:space="preserve">. Comentário: no modelo</w:t>
+      </w:r>
+      <w:r>
+        <w:t xml:space="preserve"> </w:t>
+      </w:r>
+      <w:r>
+        <w:t xml:space="preserve">exponencial, a meia-vida independe de A₀; 10 ≈ 1,44 meias-vidas → 36,8%</w:t>
+      </w:r>
+      <w:r>
+        <w:t xml:space="preserve"> </w:t>
+      </w:r>
+      <w:r>
+        <w:t xml:space="preserve">— não "uma meia-vida e um pouquinho de 50%".</w:t>
       </w:r>
     </w:p>
     <w:bookmarkEnd w:id="186"/>
@@ -26938,13 +27142,19 @@
         <w:t xml:space="preserve"> </w:t>
       </w:r>
       <w:r>
-        <w:t xml:space="preserve">toda curva de situação do EM pode ser lida com as 3</w:t>
-      </w:r>
-      <w:r>
-        <w:t xml:space="preserve"> </w:t>
-      </w:r>
-      <w:r>
-        <w:t xml:space="preserve">perguntas do Cálculo I.</w:t>
+        <w:t xml:space="preserve">muitas curvas da situação do EM podem ser lidas com as</w:t>
+      </w:r>
+      <w:r>
+        <w:t xml:space="preserve"> </w:t>
+      </w:r>
+      <w:r>
+        <w:t xml:space="preserve">3 perguntas do Cálculo I; este é um caminho de leitura, não uma prova de</w:t>
+      </w:r>
+      <w:r>
+        <w:t xml:space="preserve"> </w:t>
+      </w:r>
+      <w:r>
+        <w:t xml:space="preserve">aprendizagem.</w:t>
       </w:r>
     </w:p>
     <w:p>
@@ -27004,7 +27214,7 @@
           <w:iCs/>
           <w:i/>
         </w:rPr>
-        <w:t xml:space="preserve">escreva: 'isso é tendência, taxa ou total?' Uma linha de triagem</w:t>
+        <w:t xml:space="preserve">escreva: 'isso é tendência, taxa ou total?' Uma linha de triagem pode</w:t>
       </w:r>
       <w:r>
         <w:rPr>
@@ -27018,7 +27228,7 @@
           <w:iCs/>
           <w:i/>
         </w:rPr>
-        <w:t xml:space="preserve">economiza 10 minutos de conta errada. Ensine isso ao seu aluno: nomear o</w:t>
+        <w:t xml:space="preserve">ajudar a evitar uma conta longa no rumo errado. Ensine isso ao seu</w:t>
       </w:r>
       <w:r>
         <w:rPr>
@@ -27032,7 +27242,7 @@
           <w:iCs/>
           <w:i/>
         </w:rPr>
-        <w:t xml:space="preserve">problema antes de atacar."</w:t>
+        <w:t xml:space="preserve">aluno: nomear o problema antes de atacar."</w:t>
       </w:r>
     </w:p>
     <w:p>
@@ -28244,7 +28454,7 @@
         <w:pStyle w:val="BodyText"/>
       </w:pPr>
       <w:r>
-        <w:t xml:space="preserve">Modelo: "Dobrar o início não muda o relógio — meia-vida depende só de |k| (T = ln2/|k|). Desenhe 100→50→25 e 200→100→50: mesmos degraus de tempo." Critério: independência de y₀ + escada.</w:t>
+        <w:t xml:space="preserve">Modelo: "Dobrar o início não muda o relógio — no modelo exponencial, a meia-vida depende só de |k| (T = ln2/|k|). Desenhe 100→50→25 e 200→100→50: mesmos degraus de tempo." Critério: independência de y₀ dentro do modelo + escada.</w:t>
       </w:r>
     </w:p>
     <w:bookmarkEnd w:id="190"/>
@@ -28470,13 +28680,13 @@
         <w:pStyle w:val="Compact"/>
       </w:pPr>
       <w:r>
-        <w:t xml:space="preserve">Mostrei que meia-vida não depende do</w:t>
-      </w:r>
-      <w:r>
-        <w:t xml:space="preserve"> </w:t>
-      </w:r>
-      <w:r>
-        <w:t xml:space="preserve">inicial?</w:t>
+        <w:t xml:space="preserve">No modelo exponencial, mostrei que a</w:t>
+      </w:r>
+      <w:r>
+        <w:t xml:space="preserve"> </w:t>
+      </w:r>
+      <w:r>
+        <w:t xml:space="preserve">meia-vida não depende do valor inicial?</w:t>
       </w:r>
     </w:p>
     <w:p>
@@ -29329,13 +29539,13 @@
         <w:t xml:space="preserve"> </w:t>
       </w:r>
       <w:r>
-        <w:t xml:space="preserve">1-V. 2-F (só |k|). 3-F (tende a 0, nunca</w:t>
-      </w:r>
-      <w:r>
-        <w:t xml:space="preserve"> </w:t>
-      </w:r>
-      <w:r>
-        <w:t xml:space="preserve">zera). 4-V. 5-V.</w:t>
+        <w:t xml:space="preserve">1-V. 2-F (no modelo exponencial, a</w:t>
+      </w:r>
+      <w:r>
+        <w:t xml:space="preserve"> </w:t>
+      </w:r>
+      <w:r>
+        <w:t xml:space="preserve">meia-vida usa |k|). 3-F (tende a 0, nunca zera). 4-V. 5-V.</w:t>
       </w:r>
     </w:p>
     <w:bookmarkEnd w:id="193"/>
@@ -29363,7 +29573,13 @@
         <w:pStyle w:val="Compact"/>
       </w:pPr>
       <w:r>
-        <w:t xml:space="preserve">Área sob taxa = total; y' = ky → y = y₀e^(kx); T = ln2/|k|.</w:t>
+        <w:t xml:space="preserve">Área sob taxa = total; y' = ky → y = y₀e^(kx); no modelo</w:t>
+      </w:r>
+      <w:r>
+        <w:t xml:space="preserve"> </w:t>
+      </w:r>
+      <w:r>
+        <w:t xml:space="preserve">exponencial, T = ln2/|k|.</w:t>
       </w:r>
     </w:p>
     <w:p>
@@ -29897,22 +30113,41 @@
         <w:t xml:space="preserve">600</w:t>
       </w:r>
       <w:r>
-        <w:t xml:space="preserve"> </w:t>
-      </w:r>
-      <w:r>
-        <w:t xml:space="preserve">(= K, assíntota).</w:t>
-      </w:r>
-      <w:r>
-        <w:t xml:space="preserve"> </w:t>
-      </w:r>
-      <w:r>
-        <w:t xml:space="preserve">Comentário: a exponencial some; sobra o teto. Explicação de EM: "é o</w:t>
-      </w:r>
-      <w:r>
-        <w:t xml:space="preserve"> </w:t>
-      </w:r>
-      <w:r>
-        <w:t xml:space="preserve">máximo que o ambiente aguenta — a curva se</w:t>
+        <w:t xml:space="preserve">. Aqui K = 600 é o</w:t>
+      </w:r>
+      <w:r>
+        <w:t xml:space="preserve"> </w:t>
+      </w:r>
+      <w:r>
+        <w:t xml:space="preserve">limite do modelo, e P₀ = 600/(1+5) =</w:t>
+      </w:r>
+      <w:r>
+        <w:t xml:space="preserve"> </w:t>
+      </w:r>
+      <w:r>
+        <w:rPr>
+          <w:bCs/>
+          <w:b/>
+        </w:rPr>
+        <w:t xml:space="preserve">100</w:t>
+      </w:r>
+      <w:r>
+        <w:t xml:space="preserve"> </w:t>
+      </w:r>
+      <w:r>
+        <w:t xml:space="preserve">é o valor</w:t>
+      </w:r>
+      <w:r>
+        <w:t xml:space="preserve"> </w:t>
+      </w:r>
+      <w:r>
+        <w:t xml:space="preserve">inicial. A exponencial some; sobra o teto. Explicação de EM: "é o teto</w:t>
+      </w:r>
+      <w:r>
+        <w:t xml:space="preserve"> </w:t>
+      </w:r>
+      <w:r>
+        <w:t xml:space="preserve">previsto pelo modelo — a curva se</w:t>
       </w:r>
       <w:r>
         <w:t xml:space="preserve"> </w:t>
@@ -29925,13 +30160,7 @@
         <w:t xml:space="preserve">aproxima</w:t>
       </w:r>
       <w:r>
-        <w:t xml:space="preserve">,</w:t>
-      </w:r>
-      <w:r>
-        <w:t xml:space="preserve"> </w:t>
-      </w:r>
-      <w:r>
-        <w:t xml:space="preserve">nunca</w:t>
+        <w:t xml:space="preserve">, nunca</w:t>
       </w:r>
       <w:r>
         <w:t xml:space="preserve"> </w:t>
@@ -30774,13 +31003,19 @@
         <w:t xml:space="preserve"> </w:t>
       </w:r>
       <w:r>
-        <w:t xml:space="preserve">(número de exemplo) D(t) = 500·e^(−0,2t).</w:t>
-      </w:r>
-      <w:r>
-        <w:t xml:space="preserve"> </w:t>
-      </w:r>
-      <w:r>
-        <w:t xml:space="preserve">Ache D'(t), sinal e frase biológica (1 linha).</w:t>
+        <w:t xml:space="preserve">(número de exemplo) Para t ≥ 0, D(t) =</w:t>
+      </w:r>
+      <w:r>
+        <w:t xml:space="preserve"> </w:t>
+      </w:r>
+      <w:r>
+        <w:t xml:space="preserve">500·e^(−0,2t). Ache D′(t), diga o sinal e escreva uma frase biológica (1</w:t>
+      </w:r>
+      <w:r>
+        <w:t xml:space="preserve"> </w:t>
+      </w:r>
+      <w:r>
+        <w:t xml:space="preserve">linha).</w:t>
       </w:r>
     </w:p>
     <w:p>
@@ -30796,7 +31031,7 @@
         <w:pStyle w:val="BodyText"/>
       </w:pPr>
       <w:r>
-        <w:t xml:space="preserve">D' = **−100·e^(−0,2t) &lt; 0** → caindo (decaimento desacelerado em módulo). Pele × miolo (−0,2).</w:t>
+        <w:t xml:space="preserve">D′(t) = **−100·e^(−0,2t) = −0,2D(t) &lt; 0** → a quantidade cai, e o módulo da taxa diminui. Pele × miolo (−0,2).</w:t>
       </w:r>
     </w:p>
     <w:p>
@@ -30956,7 +31191,13 @@
         <w:t xml:space="preserve"> </w:t>
       </w:r>
       <w:r>
-        <w:t xml:space="preserve">(g/dia), 0 a 4 dias. Total acumulado? Dê com unidade.</w:t>
+        <w:t xml:space="preserve">(g/dia), 0 a 4 dias. Compare a taxa média com o total acumulado ∫₀⁴ s(t)</w:t>
+      </w:r>
+      <w:r>
+        <w:t xml:space="preserve"> </w:t>
+      </w:r>
+      <w:r>
+        <w:t xml:space="preserve">dt e dê o total com unidade.</w:t>
       </w:r>
     </w:p>
     <w:p>
@@ -30972,7 +31213,7 @@
         <w:pStyle w:val="BodyText"/>
       </w:pPr>
       <w:r>
-        <w:t xml:space="preserve">S = 3t+0,3t²; S(4)−S(0) = 12+4,8 = **16,8 g**. Taxa × tempo = total.</w:t>
+        <w:t xml:space="preserve">Como s é linear, a taxa média é (3 + 5,4)/2 = **4,2 g/dia**. A função acumulada é S′(t) = s(t) e S(t) = 3t+0,3t²; S(4)−S(0) = 12+4,8 = **16,8 g**. Taxa média × tempo = total.</w:t>
       </w:r>
     </w:p>
     <w:p>
@@ -31038,13 +31279,25 @@
         <w:t xml:space="preserve"> </w:t>
       </w:r>
       <w:r>
-        <w:t xml:space="preserve">Meia-vida 6 h, N(0) = 1000 (fictício). Quanto resta após 18 h? Escreva a</w:t>
-      </w:r>
-      <w:r>
-        <w:t xml:space="preserve"> </w:t>
-      </w:r>
-      <w:r>
-        <w:t xml:space="preserve">frase que você diria ao EM para explicar por que não zerou.</w:t>
+        <w:t xml:space="preserve">No</w:t>
+      </w:r>
+      <w:r>
+        <w:t xml:space="preserve"> </w:t>
+      </w:r>
+      <w:r>
+        <w:t xml:space="preserve">modelo exponencial, a meia-vida é 6 h e N(0) = 1000 (fictício). Quanto</w:t>
+      </w:r>
+      <w:r>
+        <w:t xml:space="preserve"> </w:t>
+      </w:r>
+      <w:r>
+        <w:t xml:space="preserve">resta após 18 h? Escreva a frase que você diria ao EM para separar a</w:t>
+      </w:r>
+      <w:r>
+        <w:t xml:space="preserve"> </w:t>
+      </w:r>
+      <w:r>
+        <w:t xml:space="preserve">curva contínua de uma regra operacional discreta.</w:t>
       </w:r>
     </w:p>
     <w:p>
@@ -31060,7 +31313,7 @@
         <w:pStyle w:val="BodyText"/>
       </w:pPr>
       <w:r>
-        <w:t xml:space="preserve">18 h = 3 meias → (1/2)³ = **1/8 → 125**. Frase: "cada 6 h sobra metade da metade — 1000→500→250→125; metade nunca é zero na fórmula. Se a quantidade for uma contagem de células, uma regra operacional abaixo de 1 pode declarar extinção; isso é convenção do modelo discretizado, não conclusão automática da EDO."</w:t>
+        <w:t xml:space="preserve">18 h = 3 meias-vidas no modelo exponencial → (1/2)³ = **1/8 → 125**. Frase: "cada 6 h sobra metade da metade — 1000→500→250→125; metade nunca é zero na fórmula. Se a quantidade for uma contagem de células, uma regra operacional abaixo de 1 pode declarar extinção; essa regra é uma convenção do exemplo discretizado, não uma conclusão automática da EDO contínua."</w:t>
       </w:r>
     </w:p>
     <w:p>
@@ -31138,13 +31391,13 @@
         <w:t xml:space="preserve"> </w:t>
       </w:r>
       <w:r>
-        <w:t xml:space="preserve">tabelas, gráficos, frases, símbolos e modelos como Multiple Ways to</w:t>
-      </w:r>
-      <w:r>
-        <w:t xml:space="preserve"> </w:t>
-      </w:r>
-      <w:r>
-        <w:t xml:space="preserve">Represent, sem inferir falta de capacidade a partir de uma resposta</w:t>
+        <w:t xml:space="preserve">tabelas, gráficos, frases, símbolos e modelos como várias formas de</w:t>
+      </w:r>
+      <w:r>
+        <w:t xml:space="preserve"> </w:t>
+      </w:r>
+      <w:r>
+        <w:t xml:space="preserve">representar, sem inferir falta de capacidade a partir de uma resposta</w:t>
       </w:r>
       <w:r>
         <w:t xml:space="preserve"> </w:t>
@@ -32939,13 +33192,13 @@
         <w:t xml:space="preserve"> </w:t>
       </w:r>
       <w:r>
-        <w:t xml:space="preserve">em g. Compare as taxas médias e</w:t>
-      </w:r>
-      <w:r>
-        <w:t xml:space="preserve"> </w:t>
-      </w:r>
-      <w:r>
-        <w:t xml:space="preserve">a derivada em</w:t>
+        <w:t xml:space="preserve">em g. Compare as taxas médias</w:t>
+      </w:r>
+      <w:r>
+        <w:t xml:space="preserve"> </w:t>
+      </w:r>
+      <w:r>
+        <w:t xml:space="preserve">e, separadamente, calcule a derivada em</w:t>
       </w:r>
       <w:r>
         <w:t xml:space="preserve"> </w:t>
@@ -32960,7 +33213,7 @@
         <w:t xml:space="preserve"> </w:t>
       </w:r>
       <w:r>
-        <w:t xml:space="preserve">para</w:t>
+        <w:t xml:space="preserve">da expressão</w:t>
       </w:r>
       <w:r>
         <w:t xml:space="preserve"> </w:t>
@@ -32975,7 +33228,13 @@
         <w:t xml:space="preserve"> </w:t>
       </w:r>
       <w:r>
-        <w:t xml:space="preserve">g.</w:t>
+        <w:t xml:space="preserve">g; não tente inferir a derivada apenas de poucas</w:t>
+      </w:r>
+      <w:r>
+        <w:t xml:space="preserve"> </w:t>
+      </w:r>
+      <w:r>
+        <w:t xml:space="preserve">observações.</w:t>
       </w:r>
     </w:p>
     <w:p>
@@ -33099,7 +33358,22 @@
         <w:t xml:space="preserve"> </w:t>
       </w:r>
       <w:r>
-        <w:t xml:space="preserve">próximas a 1.</w:t>
+        <w:t xml:space="preserve">próximas a 1. A taxa média vem dos dados; a derivada vem da expressão</w:t>
+      </w:r>
+      <w:r>
+        <w:t xml:space="preserve"> </w:t>
+      </w:r>
+      <w:r>
+        <w:rPr>
+          <w:rStyle w:val="VerbatimChar"/>
+        </w:rPr>
+        <w:t xml:space="preserve">B(t)=t³</w:t>
+      </w:r>
+      <w:r>
+        <w:t xml:space="preserve"> </w:t>
+      </w:r>
+      <w:r>
+        <w:t xml:space="preserve">e não de apenas quatro observações.</w:t>
       </w:r>
     </w:p>
     <w:p>
@@ -36508,13 +36782,19 @@
         <w:t xml:space="preserve"> </w:t>
       </w:r>
       <w:r>
-        <w:t xml:space="preserve">fator; “perde 50 pontos percentuais” só descreve 100→50, porque 50→25</w:t>
-      </w:r>
-      <w:r>
-        <w:t xml:space="preserve"> </w:t>
-      </w:r>
-      <w:r>
-        <w:t xml:space="preserve">perde 25 pontos.</w:t>
+        <w:t xml:space="preserve">fator; no modelo exponencial, a mesma meia-vida se repete, enquanto</w:t>
+      </w:r>
+      <w:r>
+        <w:t xml:space="preserve"> </w:t>
+      </w:r>
+      <w:r>
+        <w:t xml:space="preserve">“perde 50 pontos percentuais” só descreve 100→50, porque 50→25 perde 25</w:t>
+      </w:r>
+      <w:r>
+        <w:t xml:space="preserve"> </w:t>
+      </w:r>
+      <w:r>
+        <w:t xml:space="preserve">pontos.</w:t>
       </w:r>
     </w:p>
     <w:p>
@@ -37223,7 +37503,7 @@
         <w:t xml:space="preserve"> </w:t>
       </w:r>
       <w:r>
-        <w:t xml:space="preserve">a constante</w:t>
+        <w:t xml:space="preserve">no modelo exponencial, a constante</w:t>
       </w:r>
       <w:r>
         <w:t xml:space="preserve"> </w:t>
@@ -37238,7 +37518,13 @@
         <w:t xml:space="preserve"> </w:t>
       </w:r>
       <w:r>
-        <w:t xml:space="preserve">define o relógio da mesma EDO.</w:t>
+        <w:t xml:space="preserve">define o relógio da</w:t>
+      </w:r>
+      <w:r>
+        <w:t xml:space="preserve"> </w:t>
+      </w:r>
+      <w:r>
+        <w:t xml:space="preserve">mesma EDO.</w:t>
       </w:r>
     </w:p>
     <w:p>
@@ -48541,7 +48827,7 @@
               <w:jc w:val="left"/>
             </w:pPr>
             <w:r>
-              <w:t xml:space="preserve">Meia-vida</w:t>
+              <w:t xml:space="preserve">Meia-vida (modelo exponencial)</w:t>
             </w:r>
           </w:p>
         </w:tc>
@@ -48982,13 +49268,13 @@
         <w:pStyle w:val="Compact"/>
       </w:pPr>
       <w:r>
-        <w:t xml:space="preserve">Meia-vida depende de</w:t>
-      </w:r>
-      <w:r>
-        <w:t xml:space="preserve"> </w:t>
-      </w:r>
-      <w:r>
-        <w:t xml:space="preserve">A₀?</w:t>
+        <w:t xml:space="preserve">No modelo exponencial, a meia-vida</w:t>
+      </w:r>
+      <w:r>
+        <w:t xml:space="preserve"> </w:t>
+      </w:r>
+      <w:r>
+        <w:t xml:space="preserve">depende de A₀?</w:t>
       </w:r>
     </w:p>
     <w:p>
@@ -51099,7 +51385,7 @@
         <w:t xml:space="preserve"> </w:t>
       </w:r>
       <w:r>
-        <w:t xml:space="preserve">persegue (ex.: K).</w:t>
+        <w:t xml:space="preserve">persegue; na logística, K é o limite e P₀ é o valor inicial.</w:t>
       </w:r>
     </w:p>
     <w:p>
@@ -51681,19 +51967,25 @@
           <w:bCs/>
           <w:b/>
         </w:rPr>
-        <w:t xml:space="preserve">Meia-vida</w:t>
-      </w:r>
-      <w:r>
-        <w:t xml:space="preserve"> </w:t>
-      </w:r>
-      <w:r>
-        <w:t xml:space="preserve">— tempo de cair à metade: T = ln2/|k|;</w:t>
-      </w:r>
-      <w:r>
-        <w:t xml:space="preserve"> </w:t>
-      </w:r>
-      <w:r>
-        <w:t xml:space="preserve">independe do inicial; nunca zera no modelo.</w:t>
+        <w:t xml:space="preserve">Meia-vida (modelo exponencial)</w:t>
+      </w:r>
+      <w:r>
+        <w:t xml:space="preserve"> </w:t>
+      </w:r>
+      <w:r>
+        <w:t xml:space="preserve">— tempo de cair à</w:t>
+      </w:r>
+      <w:r>
+        <w:t xml:space="preserve"> </w:t>
+      </w:r>
+      <w:r>
+        <w:t xml:space="preserve">metade: T = ln2/|k|; independe do inicial; nunca zera na curva contínua</w:t>
+      </w:r>
+      <w:r>
+        <w:t xml:space="preserve"> </w:t>
+      </w:r>
+      <w:r>
+        <w:t xml:space="preserve">do modelo.</w:t>
       </w:r>
     </w:p>
     <w:p>
@@ -52169,25 +52461,31 @@
         <w:t xml:space="preserve"> </w:t>
       </w:r>
       <w:r>
-        <w:t xml:space="preserve">ferramentas de inteligência artificial, revisado e validado pelo(a)</w:t>
-      </w:r>
-      <w:r>
-        <w:t xml:space="preserve"> </w:t>
-      </w:r>
-      <w:r>
-        <w:t xml:space="preserve">professor(a) responsável (MAT 146/UFV). Todos os números de exemplo são</w:t>
-      </w:r>
-      <w:r>
-        <w:t xml:space="preserve"> </w:t>
-      </w:r>
-      <w:r>
-        <w:t xml:space="preserve">fictícios e rotulados como números de exemplo; nenhum dado oficial, DOI</w:t>
-      </w:r>
-      <w:r>
-        <w:t xml:space="preserve"> </w:t>
-      </w:r>
-      <w:r>
-        <w:t xml:space="preserve">ou referência externa foi inventado.</w:t>
+        <w:t xml:space="preserve">ferramentas de inteligência artificial. Este arquivo não registra</w:t>
+      </w:r>
+      <w:r>
+        <w:t xml:space="preserve"> </w:t>
+      </w:r>
+      <w:r>
+        <w:t xml:space="preserve">revisão ou validação formal pelo(a) professor(a) responsável (MAT</w:t>
+      </w:r>
+      <w:r>
+        <w:t xml:space="preserve"> </w:t>
+      </w:r>
+      <w:r>
+        <w:t xml:space="preserve">146/UFV); essa conferência deve ser feita antes de uso oficial. Todos os</w:t>
+      </w:r>
+      <w:r>
+        <w:t xml:space="preserve"> </w:t>
+      </w:r>
+      <w:r>
+        <w:t xml:space="preserve">números de exemplo são fictícios e rotulados como números de exemplo;</w:t>
+      </w:r>
+      <w:r>
+        <w:t xml:space="preserve"> </w:t>
+      </w:r>
+      <w:r>
+        <w:t xml:space="preserve">nenhum dado oficial, DOI ou referência externa foi inventado.</w:t>
       </w:r>
     </w:p>
     <w:p>
